--- a/Resume_Santos_Arroyo_2026.docx
+++ b/Resume_Santos_Arroyo_2026.docx
@@ -48,7 +48,7 @@
         </w:rPr>
         <w:t xml:space="preserve">Killeen, TX  •  254-368-6850  •  </w:t>
       </w:r>
-      <w:hyperlink w:history="1" r:id="rIdeo_yk_wp0phlry5to1l6a">
+      <w:hyperlink w:history="1" r:id="rIdlb82fu-r0yuunqumwmwks">
         <w:r>
           <w:rPr>
             <w:rFonts w:ascii="Arial" w:cs="Arial" w:eastAsia="Arial" w:hAnsi="Arial"/>
@@ -69,7 +69,7 @@
         </w:rPr>
         <w:t xml:space="preserve">  •  </w:t>
       </w:r>
-      <w:hyperlink w:history="1" r:id="rIdbtjtzou3_hvpxtsq9ibtz">
+      <w:hyperlink w:history="1" r:id="rId1ntjxzned0tri0geix9hz">
         <w:r>
           <w:rPr>
             <w:rFonts w:ascii="Arial" w:cs="Arial" w:eastAsia="Arial" w:hAnsi="Arial"/>
@@ -90,7 +90,7 @@
         </w:rPr>
         <w:t xml:space="preserve">  •  </w:t>
       </w:r>
-      <w:hyperlink w:history="1" r:id="rIdgz7yppznvh3kebybkhdoj">
+      <w:hyperlink w:history="1" r:id="rId30lqhcrpw16znr1kh9kqp">
         <w:r>
           <w:rPr>
             <w:rFonts w:ascii="Arial" w:cs="Arial" w:eastAsia="Arial" w:hAnsi="Arial"/>
@@ -1235,6 +1235,36 @@
           <w:szCs w:val="22"/>
         </w:rPr>
         <w:t xml:space="preserve"> — Distinguished Leadership Graduate (Ranked 1st in Leadership)</w:t>
+      </w:r>
+    </w:p>
+    <w:p>
+      <w:pPr>
+        <w:pStyle w:val="ListParagraph"/>
+        <w:numPr>
+          <w:ilvl w:val="0"/>
+          <w:numId w:val="2"/>
+        </w:numPr>
+        <w:spacing w:after="20" w:before="20"/>
+      </w:pPr>
+      <w:r>
+        <w:rPr>
+          <w:rFonts w:ascii="Arial" w:cs="Arial" w:eastAsia="Arial" w:hAnsi="Arial"/>
+          <w:b/>
+          <w:bCs/>
+          <w:color w:val="262626"/>
+          <w:sz w:val="22"/>
+          <w:szCs w:val="22"/>
+        </w:rPr>
+        <w:t xml:space="preserve">Beta Gamma Sigma International Honor Society</w:t>
+      </w:r>
+      <w:r>
+        <w:rPr>
+          <w:rFonts w:ascii="Arial" w:cs="Arial" w:eastAsia="Arial" w:hAnsi="Arial"/>
+          <w:color w:val="262626"/>
+          <w:sz w:val="22"/>
+          <w:szCs w:val="22"/>
+        </w:rPr>
+        <w:t xml:space="preserve"> — Inducted Member (M.S. Information Systems, Texas A&amp;M University–Central Texas)</w:t>
       </w:r>
     </w:p>
     <w:p>

--- a/Resume_Santos_Arroyo_2026.docx
+++ b/Resume_Santos_Arroyo_2026.docx
@@ -48,7 +48,7 @@
         </w:rPr>
         <w:t xml:space="preserve">Killeen, TX  •  254-368-6850  •  </w:t>
       </w:r>
-      <w:hyperlink w:history="1" r:id="rIdlb82fu-r0yuunqumwmwks">
+      <w:hyperlink w:history="1" r:id="rIdazavoiqgvg5jajgwxulqz">
         <w:r>
           <w:rPr>
             <w:rFonts w:ascii="Arial" w:cs="Arial" w:eastAsia="Arial" w:hAnsi="Arial"/>
@@ -69,7 +69,7 @@
         </w:rPr>
         <w:t xml:space="preserve">  •  </w:t>
       </w:r>
-      <w:hyperlink w:history="1" r:id="rId1ntjxzned0tri0geix9hz">
+      <w:hyperlink w:history="1" r:id="rIdb6e0ny3-l-gkrk2to3san">
         <w:r>
           <w:rPr>
             <w:rFonts w:ascii="Arial" w:cs="Arial" w:eastAsia="Arial" w:hAnsi="Arial"/>
@@ -90,7 +90,7 @@
         </w:rPr>
         <w:t xml:space="preserve">  •  </w:t>
       </w:r>
-      <w:hyperlink w:history="1" r:id="rId30lqhcrpw16znr1kh9kqp">
+      <w:hyperlink w:history="1" r:id="rId-vsejvrdwsewlmco-liqg">
         <w:r>
           <w:rPr>
             <w:rFonts w:ascii="Arial" w:cs="Arial" w:eastAsia="Arial" w:hAnsi="Arial"/>
@@ -1154,7 +1154,7 @@
           <w:sz w:val="22"/>
           <w:szCs w:val="22"/>
         </w:rPr>
-        <w:t xml:space="preserve">(In Progress)</w:t>
+        <w:t xml:space="preserve">(Expected Aug 2026 · 4.0 GPA, 27 of 30 hours completed)</w:t>
       </w:r>
     </w:p>
     <w:p>
@@ -1265,6 +1265,36 @@
           <w:szCs w:val="22"/>
         </w:rPr>
         <w:t xml:space="preserve"> — Inducted Member (M.S. Information Systems, Texas A&amp;M University–Central Texas)</w:t>
+      </w:r>
+    </w:p>
+    <w:p>
+      <w:pPr>
+        <w:pStyle w:val="ListParagraph"/>
+        <w:numPr>
+          <w:ilvl w:val="0"/>
+          <w:numId w:val="2"/>
+        </w:numPr>
+        <w:spacing w:after="20" w:before="20"/>
+      </w:pPr>
+      <w:r>
+        <w:rPr>
+          <w:rFonts w:ascii="Arial" w:cs="Arial" w:eastAsia="Arial" w:hAnsi="Arial"/>
+          <w:b/>
+          <w:bCs/>
+          <w:color w:val="262626"/>
+          <w:sz w:val="22"/>
+          <w:szCs w:val="22"/>
+        </w:rPr>
+        <w:t xml:space="preserve">President's List</w:t>
+      </w:r>
+      <w:r>
+        <w:rPr>
+          <w:rFonts w:ascii="Arial" w:cs="Arial" w:eastAsia="Arial" w:hAnsi="Arial"/>
+          <w:color w:val="262626"/>
+          <w:sz w:val="22"/>
+          <w:szCs w:val="22"/>
+        </w:rPr>
+        <w:t xml:space="preserve"> — Cameron University · 4.0 GPA over 33 semester hours of technical coursework (2 consecutive semesters)</w:t>
       </w:r>
     </w:p>
     <w:p>

--- a/Resume_Santos_Arroyo_2026.docx
+++ b/Resume_Santos_Arroyo_2026.docx
@@ -48,7 +48,7 @@
         </w:rPr>
         <w:t xml:space="preserve">Killeen, TX  •  254-368-6850  •  </w:t>
       </w:r>
-      <w:hyperlink w:history="1" r:id="rIdazavoiqgvg5jajgwxulqz">
+      <w:hyperlink w:history="1" r:id="rIdzjnqqhokoqmcxfqwqtd4s">
         <w:r>
           <w:rPr>
             <w:rFonts w:ascii="Arial" w:cs="Arial" w:eastAsia="Arial" w:hAnsi="Arial"/>
@@ -69,7 +69,7 @@
         </w:rPr>
         <w:t xml:space="preserve">  •  </w:t>
       </w:r>
-      <w:hyperlink w:history="1" r:id="rIdb6e0ny3-l-gkrk2to3san">
+      <w:hyperlink w:history="1" r:id="rIdqjivcdoc67tkryz3uyp-9">
         <w:r>
           <w:rPr>
             <w:rFonts w:ascii="Arial" w:cs="Arial" w:eastAsia="Arial" w:hAnsi="Arial"/>
@@ -90,7 +90,7 @@
         </w:rPr>
         <w:t xml:space="preserve">  •  </w:t>
       </w:r>
-      <w:hyperlink w:history="1" r:id="rId-vsejvrdwsewlmco-liqg">
+      <w:hyperlink w:history="1" r:id="rId673zoh_unrmuhu7zsivx7">
         <w:r>
           <w:rPr>
             <w:rFonts w:ascii="Arial" w:cs="Arial" w:eastAsia="Arial" w:hAnsi="Arial"/>
@@ -1235,6 +1235,36 @@
           <w:szCs w:val="22"/>
         </w:rPr>
         <w:t xml:space="preserve"> — Distinguished Leadership Graduate (Ranked 1st in Leadership)</w:t>
+      </w:r>
+    </w:p>
+    <w:p>
+      <w:pPr>
+        <w:pStyle w:val="ListParagraph"/>
+        <w:numPr>
+          <w:ilvl w:val="0"/>
+          <w:numId w:val="2"/>
+        </w:numPr>
+        <w:spacing w:after="20" w:before="20"/>
+      </w:pPr>
+      <w:r>
+        <w:rPr>
+          <w:rFonts w:ascii="Arial" w:cs="Arial" w:eastAsia="Arial" w:hAnsi="Arial"/>
+          <w:b/>
+          <w:bCs/>
+          <w:color w:val="262626"/>
+          <w:sz w:val="22"/>
+          <w:szCs w:val="22"/>
+        </w:rPr>
+        <w:t xml:space="preserve">Bronze Star Medal</w:t>
+      </w:r>
+      <w:r>
+        <w:rPr>
+          <w:rFonts w:ascii="Arial" w:cs="Arial" w:eastAsia="Arial" w:hAnsi="Arial"/>
+          <w:color w:val="262626"/>
+          <w:sz w:val="22"/>
+          <w:szCs w:val="22"/>
+        </w:rPr>
+        <w:t xml:space="preserve"> — Exceptional meritorious service · Operation New Dawn, Iraq (2010–2011)</w:t>
       </w:r>
     </w:p>
     <w:p>

--- a/Resume_Santos_Arroyo_2026.docx
+++ b/Resume_Santos_Arroyo_2026.docx
@@ -48,7 +48,7 @@
         </w:rPr>
         <w:t xml:space="preserve">Killeen, TX  •  254-368-6850  •  </w:t>
       </w:r>
-      <w:hyperlink w:history="1" r:id="rIdzjnqqhokoqmcxfqwqtd4s">
+      <w:hyperlink w:history="1" r:id="rIdkbmnotlboz0erlegg19oi">
         <w:r>
           <w:rPr>
             <w:rFonts w:ascii="Arial" w:cs="Arial" w:eastAsia="Arial" w:hAnsi="Arial"/>
@@ -69,28 +69,7 @@
         </w:rPr>
         <w:t xml:space="preserve">  •  </w:t>
       </w:r>
-      <w:hyperlink w:history="1" r:id="rIdqjivcdoc67tkryz3uyp-9">
-        <w:r>
-          <w:rPr>
-            <w:rFonts w:ascii="Arial" w:cs="Arial" w:eastAsia="Arial" w:hAnsi="Arial"/>
-            <w:color w:val="2E75B6"/>
-            <w:sz w:val="22"/>
-            <w:szCs w:val="22"/>
-            <w:u w:val="single"/>
-          </w:rPr>
-          <w:t xml:space="preserve">linkedin.com/in/santos-arroyo-claudio</w:t>
-        </w:r>
-      </w:hyperlink>
-      <w:r>
-        <w:rPr>
-          <w:rFonts w:ascii="Arial" w:cs="Arial" w:eastAsia="Arial" w:hAnsi="Arial"/>
-          <w:color w:val="262626"/>
-          <w:sz w:val="22"/>
-          <w:szCs w:val="22"/>
-        </w:rPr>
-        <w:t xml:space="preserve">  •  </w:t>
-      </w:r>
-      <w:hyperlink w:history="1" r:id="rId673zoh_unrmuhu7zsivx7">
+      <w:hyperlink w:history="1" r:id="rIdw3lmeovmtnlzag9jmqz_8">
         <w:r>
           <w:rPr>
             <w:rFonts w:ascii="Arial" w:cs="Arial" w:eastAsia="Arial" w:hAnsi="Arial"/>
@@ -309,7 +288,7 @@
           <w:ilvl w:val="0"/>
           <w:numId w:val="2"/>
         </w:numPr>
-        <w:spacing w:after="20" w:before="20"/>
+        <w:spacing w:after="12" w:before="12"/>
       </w:pPr>
       <w:r>
         <w:rPr>
@@ -328,7 +307,7 @@
           <w:ilvl w:val="0"/>
           <w:numId w:val="2"/>
         </w:numPr>
-        <w:spacing w:after="20" w:before="20"/>
+        <w:spacing w:after="12" w:before="12"/>
       </w:pPr>
       <w:r>
         <w:rPr>
@@ -347,7 +326,7 @@
           <w:ilvl w:val="0"/>
           <w:numId w:val="2"/>
         </w:numPr>
-        <w:spacing w:after="20" w:before="20"/>
+        <w:spacing w:after="12" w:before="12"/>
       </w:pPr>
       <w:r>
         <w:rPr>
@@ -410,7 +389,7 @@
           <w:ilvl w:val="0"/>
           <w:numId w:val="2"/>
         </w:numPr>
-        <w:spacing w:after="20" w:before="20"/>
+        <w:spacing w:after="12" w:before="12"/>
       </w:pPr>
       <w:r>
         <w:rPr>
@@ -429,7 +408,7 @@
           <w:ilvl w:val="0"/>
           <w:numId w:val="2"/>
         </w:numPr>
-        <w:spacing w:after="20" w:before="20"/>
+        <w:spacing w:after="12" w:before="12"/>
       </w:pPr>
       <w:r>
         <w:rPr>
@@ -448,7 +427,7 @@
           <w:ilvl w:val="0"/>
           <w:numId w:val="2"/>
         </w:numPr>
-        <w:spacing w:after="20" w:before="20"/>
+        <w:spacing w:after="12" w:before="12"/>
       </w:pPr>
       <w:r>
         <w:rPr>
@@ -511,7 +490,7 @@
           <w:ilvl w:val="0"/>
           <w:numId w:val="2"/>
         </w:numPr>
-        <w:spacing w:after="20" w:before="20"/>
+        <w:spacing w:after="12" w:before="12"/>
       </w:pPr>
       <w:r>
         <w:rPr>
@@ -530,7 +509,7 @@
           <w:ilvl w:val="0"/>
           <w:numId w:val="2"/>
         </w:numPr>
-        <w:spacing w:after="20" w:before="20"/>
+        <w:spacing w:after="12" w:before="12"/>
       </w:pPr>
       <w:r>
         <w:rPr>
@@ -593,7 +572,7 @@
           <w:ilvl w:val="0"/>
           <w:numId w:val="2"/>
         </w:numPr>
-        <w:spacing w:after="20" w:before="20"/>
+        <w:spacing w:after="12" w:before="12"/>
       </w:pPr>
       <w:r>
         <w:rPr>
@@ -612,7 +591,7 @@
           <w:ilvl w:val="0"/>
           <w:numId w:val="2"/>
         </w:numPr>
-        <w:spacing w:after="20" w:before="20"/>
+        <w:spacing w:after="12" w:before="12"/>
       </w:pPr>
       <w:r>
         <w:rPr>
@@ -675,7 +654,7 @@
           <w:ilvl w:val="0"/>
           <w:numId w:val="2"/>
         </w:numPr>
-        <w:spacing w:after="20" w:before="20"/>
+        <w:spacing w:after="12" w:before="12"/>
       </w:pPr>
       <w:r>
         <w:rPr>
@@ -705,7 +684,7 @@
           <w:ilvl w:val="0"/>
           <w:numId w:val="2"/>
         </w:numPr>
-        <w:spacing w:after="20" w:before="20"/>
+        <w:spacing w:after="12" w:before="12"/>
       </w:pPr>
       <w:r>
         <w:rPr>
@@ -799,7 +778,7 @@
           <w:ilvl w:val="0"/>
           <w:numId w:val="2"/>
         </w:numPr>
-        <w:spacing w:after="20" w:before="20"/>
+        <w:spacing w:after="12" w:before="12"/>
       </w:pPr>
       <w:r>
         <w:rPr>
@@ -829,7 +808,7 @@
           <w:ilvl w:val="0"/>
           <w:numId w:val="2"/>
         </w:numPr>
-        <w:spacing w:after="20" w:before="20"/>
+        <w:spacing w:after="12" w:before="12"/>
       </w:pPr>
       <w:r>
         <w:rPr>
@@ -859,7 +838,7 @@
           <w:ilvl w:val="0"/>
           <w:numId w:val="2"/>
         </w:numPr>
-        <w:spacing w:after="20" w:before="20"/>
+        <w:spacing w:after="12" w:before="12"/>
       </w:pPr>
       <w:r>
         <w:rPr>
@@ -973,7 +952,7 @@
           <w:ilvl w:val="0"/>
           <w:numId w:val="2"/>
         </w:numPr>
-        <w:spacing w:after="20" w:before="20"/>
+        <w:spacing w:after="12" w:before="12"/>
       </w:pPr>
       <w:r>
         <w:rPr>
@@ -1003,7 +982,7 @@
           <w:ilvl w:val="0"/>
           <w:numId w:val="2"/>
         </w:numPr>
-        <w:spacing w:after="20" w:before="20"/>
+        <w:spacing w:after="12" w:before="12"/>
       </w:pPr>
       <w:r>
         <w:rPr>
@@ -1033,7 +1012,7 @@
           <w:ilvl w:val="0"/>
           <w:numId w:val="2"/>
         </w:numPr>
-        <w:spacing w:after="20" w:before="20"/>
+        <w:spacing w:after="12" w:before="12"/>
       </w:pPr>
       <w:r>
         <w:rPr>
@@ -1123,7 +1102,7 @@
           <w:ilvl w:val="0"/>
           <w:numId w:val="2"/>
         </w:numPr>
-        <w:spacing w:after="20" w:before="20"/>
+        <w:spacing w:after="12" w:before="12"/>
       </w:pPr>
       <w:r>
         <w:rPr>
@@ -1164,7 +1143,7 @@
           <w:ilvl w:val="0"/>
           <w:numId w:val="2"/>
         </w:numPr>
-        <w:spacing w:after="20" w:before="20"/>
+        <w:spacing w:after="12" w:before="12"/>
       </w:pPr>
       <w:r>
         <w:rPr>
@@ -1214,7 +1193,7 @@
           <w:ilvl w:val="0"/>
           <w:numId w:val="2"/>
         </w:numPr>
-        <w:spacing w:after="20" w:before="20"/>
+        <w:spacing w:after="12" w:before="12"/>
       </w:pPr>
       <w:r>
         <w:rPr>
@@ -1244,7 +1223,7 @@
           <w:ilvl w:val="0"/>
           <w:numId w:val="2"/>
         </w:numPr>
-        <w:spacing w:after="20" w:before="20"/>
+        <w:spacing w:after="12" w:before="12"/>
       </w:pPr>
       <w:r>
         <w:rPr>
@@ -1264,17 +1243,17 @@
           <w:sz w:val="22"/>
           <w:szCs w:val="22"/>
         </w:rPr>
-        <w:t xml:space="preserve"> — Exceptional meritorious service · Operation New Dawn, Iraq (2010–2011)</w:t>
-      </w:r>
-    </w:p>
-    <w:p>
-      <w:pPr>
-        <w:pStyle w:val="ListParagraph"/>
-        <w:numPr>
-          <w:ilvl w:val="0"/>
-          <w:numId w:val="2"/>
-        </w:numPr>
-        <w:spacing w:after="20" w:before="20"/>
+        <w:t xml:space="preserve"> — Exceptional meritorious service · Operation Iraqi Freedom / New Dawn, Iraq (2010–2011)</w:t>
+      </w:r>
+    </w:p>
+    <w:p>
+      <w:pPr>
+        <w:pStyle w:val="ListParagraph"/>
+        <w:numPr>
+          <w:ilvl w:val="0"/>
+          <w:numId w:val="2"/>
+        </w:numPr>
+        <w:spacing w:after="12" w:before="12"/>
       </w:pPr>
       <w:r>
         <w:rPr>
@@ -1304,7 +1283,7 @@
           <w:ilvl w:val="0"/>
           <w:numId w:val="2"/>
         </w:numPr>
-        <w:spacing w:after="20" w:before="20"/>
+        <w:spacing w:after="12" w:before="12"/>
       </w:pPr>
       <w:r>
         <w:rPr>
@@ -1334,7 +1313,7 @@
           <w:ilvl w:val="0"/>
           <w:numId w:val="2"/>
         </w:numPr>
-        <w:spacing w:after="20" w:before="20"/>
+        <w:spacing w:after="12" w:before="12"/>
       </w:pPr>
       <w:r>
         <w:rPr>
@@ -1364,7 +1343,7 @@
           <w:ilvl w:val="0"/>
           <w:numId w:val="2"/>
         </w:numPr>
-        <w:spacing w:after="20" w:before="20"/>
+        <w:spacing w:after="12" w:before="12"/>
       </w:pPr>
       <w:r>
         <w:rPr>
@@ -1416,7 +1395,7 @@
           <w:ilvl w:val="0"/>
           <w:numId w:val="2"/>
         </w:numPr>
-        <w:spacing w:after="20" w:before="20"/>
+        <w:spacing w:after="12" w:before="12"/>
       </w:pPr>
       <w:r>
         <w:rPr>
@@ -1446,7 +1425,7 @@
           <w:ilvl w:val="0"/>
           <w:numId w:val="2"/>
         </w:numPr>
-        <w:spacing w:after="20" w:before="20"/>
+        <w:spacing w:after="12" w:before="12"/>
       </w:pPr>
       <w:r>
         <w:rPr>
@@ -1476,7 +1455,7 @@
           <w:ilvl w:val="0"/>
           <w:numId w:val="2"/>
         </w:numPr>
-        <w:spacing w:after="20" w:before="20"/>
+        <w:spacing w:after="12" w:before="12"/>
       </w:pPr>
       <w:r>
         <w:rPr>
@@ -1496,18 +1475,8 @@
           <w:sz w:val="22"/>
           <w:szCs w:val="22"/>
         </w:rPr>
-        <w:t xml:space="preserve">PMBOK, ITIL, Lean Six Sigma, NIST, DoD/DISA STIG, NERC CIP.</w:t>
-      </w:r>
-    </w:p>
-    <w:p>
-      <w:pPr>
-        <w:pStyle w:val="ListParagraph"/>
-        <w:numPr>
-          <w:ilvl w:val="0"/>
-          <w:numId w:val="2"/>
-        </w:numPr>
-        <w:spacing w:after="20" w:before="20"/>
-      </w:pPr>
+        <w:t xml:space="preserve">PMBOK, ITIL, Lean Six Sigma, NIST, DoD/DISA STIG, NERC CIP.   </w:t>
+      </w:r>
       <w:r>
         <w:rPr>
           <w:rFonts w:ascii="Arial" w:cs="Arial" w:eastAsia="Arial" w:hAnsi="Arial"/>
@@ -1526,7 +1495,7 @@
           <w:sz w:val="22"/>
           <w:szCs w:val="22"/>
         </w:rPr>
-        <w:t xml:space="preserve">English (native); Spanish (advanced — read, write, speak).</w:t>
+        <w:t xml:space="preserve">English (native), Spanish (advanced).</w:t>
       </w:r>
     </w:p>
     <w:sectPr>
